--- a/midtem621.docx
+++ b/midtem621.docx
@@ -4,117 +4,50 @@
   <w:body>
     <w:p>
       <w:pPr>
-        <w:pStyle w:val="NormalWeb"/>
+        <w:spacing w:before="100" w:beforeAutospacing="1" w:after="100" w:afterAutospacing="1" w:line="240" w:lineRule="auto"/>
+        <w:rPr>
+          <w:rFonts w:ascii="Times New Roman" w:eastAsia="Times New Roman" w:hAnsi="Times New Roman" w:cs="Times New Roman"/>
+          <w:kern w:val="0"/>
+          <w14:ligatures w14:val="none"/>
+        </w:rPr>
       </w:pPr>
       <w:r>
-        <w:t>A logistic regression model was developed to predict whether a prospective donor would respond to the fundraising mailing using the available demographic and behavioral variables.</w:t>
+        <w:rPr>
+          <w:rFonts w:ascii="Times New Roman" w:eastAsia="Times New Roman" w:hAnsi="Times New Roman" w:cs="Times New Roman"/>
+          <w:b/>
+          <w:bCs/>
+          <w:kern w:val="0"/>
+          <w14:ligatures w14:val="none"/>
+        </w:rPr>
+        <w:t>Logistic Regression</w:t>
+      </w:r>
+      <w:r>
+        <w:rPr>
+          <w:rFonts w:ascii="Times New Roman" w:eastAsia="Times New Roman" w:hAnsi="Times New Roman" w:cs="Times New Roman"/>
+          <w:kern w:val="0"/>
+          <w14:ligatures w14:val="none"/>
+        </w:rPr>
+        <w:br/>
+        <w:t>The logistic regression model initially achieved a high accuracy of approximately 95% when using the default classification threshold of 0.5. However, the model classified nearly all donors as non-responders. After lowering the classification threshold to 0.05, the model identified a substantially larger number of responding donors. This adjustment reduced overall accuracy to about 56.8% but improved the model’s ability to detect responders. The model produced an AUC of approximately 0.60.</w:t>
       </w:r>
     </w:p>
     <w:p>
       <w:pPr>
-        <w:pStyle w:val="NormalWeb"/>
+        <w:spacing w:before="100" w:beforeAutospacing="1" w:after="100" w:afterAutospacing="1" w:line="240" w:lineRule="auto"/>
+        <w:rPr>
+          <w:rFonts w:ascii="Times New Roman" w:eastAsia="Times New Roman" w:hAnsi="Times New Roman" w:cs="Times New Roman"/>
+          <w:kern w:val="0"/>
+          <w14:ligatures w14:val="none"/>
+        </w:rPr>
       </w:pPr>
       <w:r>
-        <w:t xml:space="preserve">The initial model used the default classification threshold of </w:t>
-      </w:r>
-      <w:r>
-        <w:rPr>
-          <w:rStyle w:val="Strong"/>
-          <w:rFonts w:eastAsiaTheme="majorEastAsia"/>
-        </w:rPr>
-        <w:t>0.5</w:t>
-      </w:r>
-      <w:r>
-        <w:t xml:space="preserve">, which resulted in very high accuracy (~95%). However, further analysis revealed that the model predicted nearly all donors as non-responders. This occurred due to </w:t>
-      </w:r>
-      <w:r>
-        <w:rPr>
-          <w:rStyle w:val="Strong"/>
-          <w:rFonts w:eastAsiaTheme="majorEastAsia"/>
-        </w:rPr>
-        <w:t>class imbalance</w:t>
-      </w:r>
-      <w:r>
-        <w:t xml:space="preserve">, where only a small percentage of donors </w:t>
-      </w:r>
-      <w:proofErr w:type="gramStart"/>
-      <w:r>
-        <w:t>actually responded</w:t>
-      </w:r>
-      <w:proofErr w:type="gramEnd"/>
-      <w:r>
-        <w:t xml:space="preserve"> to the campaign. As a result, accuracy alone was misleading and not an appropriate measure of model performance.</w:t>
-      </w:r>
-    </w:p>
-    <w:p>
-      <w:pPr>
-        <w:pStyle w:val="NormalWeb"/>
-      </w:pPr>
-      <w:r>
-        <w:t xml:space="preserve">To address this issue, the classification threshold was lowered to </w:t>
-      </w:r>
-      <w:r>
-        <w:rPr>
-          <w:rStyle w:val="Strong"/>
-          <w:rFonts w:eastAsiaTheme="majorEastAsia"/>
-        </w:rPr>
-        <w:t>0.05</w:t>
-      </w:r>
-      <w:r>
-        <w:t xml:space="preserve">. This adjustment allowed the model to identify a substantially larger number of potential responders, improving the model’s practical usefulness for marketing purposes. After lowering the threshold, the model successfully detected many responding donors, though overall accuracy decreased to approximately </w:t>
-      </w:r>
-      <w:r>
-        <w:rPr>
-          <w:rStyle w:val="Strong"/>
-          <w:rFonts w:eastAsiaTheme="majorEastAsia"/>
-        </w:rPr>
-        <w:t>56.8%</w:t>
-      </w:r>
-      <w:r>
-        <w:t>. This decline is expected when working with imbalanced datasets because the model becomes more sensitive to the minority class.</w:t>
-      </w:r>
-    </w:p>
-    <w:p>
-      <w:pPr>
-        <w:pStyle w:val="NormalWeb"/>
-      </w:pPr>
-      <w:r>
-        <w:t xml:space="preserve">The model achieved an </w:t>
-      </w:r>
-      <w:r>
-        <w:rPr>
-          <w:rStyle w:val="Strong"/>
-          <w:rFonts w:eastAsiaTheme="majorEastAsia"/>
-        </w:rPr>
-        <w:t>AUC of approximately 0.60</w:t>
-      </w:r>
-      <w:r>
-        <w:t>, indicating that it performs slightly better than random guessing but has limited predictive strength. This suggests that while logistic regression provides some ability to distinguish responders from non-responders, the available predictors may not strongly explain donor behavior.</w:t>
-      </w:r>
-    </w:p>
-    <w:p>
-      <w:pPr>
-        <w:pStyle w:val="NormalWeb"/>
-      </w:pPr>
-      <w:r>
-        <w:t>Overall, logistic regression served as a solid baseline model. The analysis also highlights the importance of selecting appropriate evaluation metrics—such as AUC and sensitivity—rather than relying solely on accuracy when dealing with rare-event prediction problems like donor response.</w:t>
-      </w:r>
-    </w:p>
-    <w:p>
-      <w:pPr>
-        <w:rPr>
-          <w:lang w:val="vi-VN"/>
-        </w:rPr>
-      </w:pPr>
-      <w:r>
         <w:rPr>
           <w:noProof/>
         </w:rPr>
-        <w:lastRenderedPageBreak/>
         <w:drawing>
-          <wp:inline distT="0" distB="0" distL="0" distR="0" wp14:anchorId="6C930997" wp14:editId="55357330">
-            <wp:extent cx="5943600" cy="3195320"/>
-            <wp:effectExtent l="0" t="0" r="0" b="5080"/>
+          <wp:inline distT="0" distB="0" distL="0" distR="0" wp14:anchorId="0343A4D4" wp14:editId="2991761F">
+            <wp:extent cx="3338286" cy="1794685"/>
+            <wp:effectExtent l="0" t="0" r="1905" b="0"/>
             <wp:docPr id="2079831311" name="Picture 1"/>
             <wp:cNvGraphicFramePr>
               <a:graphicFrameLocks xmlns:a="http://schemas.openxmlformats.org/drawingml/2006/main" noChangeAspect="1"/>
@@ -141,7 +74,7 @@
                   <pic:spPr>
                     <a:xfrm>
                       <a:off x="0" y="0"/>
-                      <a:ext cx="5943600" cy="3195320"/>
+                      <a:ext cx="3395370" cy="1825374"/>
                     </a:xfrm>
                     <a:prstGeom prst="rect">
                       <a:avLst/>
@@ -153,14 +86,24 @@
           </wp:inline>
         </w:drawing>
       </w:r>
+    </w:p>
+    <w:p>
+      <w:pPr>
+        <w:spacing w:before="100" w:beforeAutospacing="1" w:after="100" w:afterAutospacing="1" w:line="240" w:lineRule="auto"/>
+        <w:rPr>
+          <w:rFonts w:ascii="Times New Roman" w:eastAsia="Times New Roman" w:hAnsi="Times New Roman" w:cs="Times New Roman"/>
+          <w:kern w:val="0"/>
+          <w14:ligatures w14:val="none"/>
+        </w:rPr>
+      </w:pPr>
       <w:r>
         <w:rPr>
           <w:noProof/>
         </w:rPr>
         <w:drawing>
-          <wp:inline distT="0" distB="0" distL="0" distR="0" wp14:anchorId="0778156E" wp14:editId="19726911">
-            <wp:extent cx="5943600" cy="3427095"/>
-            <wp:effectExtent l="0" t="0" r="0" b="1905"/>
+          <wp:inline distT="0" distB="0" distL="0" distR="0" wp14:anchorId="37196573" wp14:editId="3A6E03B8">
+            <wp:extent cx="3621314" cy="2088059"/>
+            <wp:effectExtent l="0" t="0" r="0" b="0"/>
             <wp:docPr id="1758028594" name="Picture 2"/>
             <wp:cNvGraphicFramePr>
               <a:graphicFrameLocks xmlns:a="http://schemas.openxmlformats.org/drawingml/2006/main" noChangeAspect="1"/>
@@ -187,7 +130,7 @@
                   <pic:spPr>
                     <a:xfrm>
                       <a:off x="0" y="0"/>
-                      <a:ext cx="5943600" cy="3427095"/>
+                      <a:ext cx="3671930" cy="2117244"/>
                     </a:xfrm>
                     <a:prstGeom prst="rect">
                       <a:avLst/>
@@ -202,41 +145,51 @@
     </w:p>
     <w:p>
       <w:pPr>
-        <w:rPr>
-          <w:lang w:val="vi-VN"/>
+        <w:spacing w:before="100" w:beforeAutospacing="1" w:after="100" w:afterAutospacing="1" w:line="240" w:lineRule="auto"/>
+        <w:rPr>
+          <w:rFonts w:ascii="Times New Roman" w:eastAsia="Times New Roman" w:hAnsi="Times New Roman" w:cs="Times New Roman"/>
+          <w:kern w:val="0"/>
+          <w14:ligatures w14:val="none"/>
         </w:rPr>
       </w:pPr>
+      <w:r>
+        <w:rPr>
+          <w:rFonts w:ascii="Times New Roman" w:eastAsia="Times New Roman" w:hAnsi="Times New Roman" w:cs="Times New Roman"/>
+          <w:b/>
+          <w:bCs/>
+          <w:kern w:val="0"/>
+          <w14:ligatures w14:val="none"/>
+        </w:rPr>
+        <w:t>Linear Discriminant Analysis (LDA)</w:t>
+      </w:r>
+      <w:r>
+        <w:rPr>
+          <w:rFonts w:ascii="Times New Roman" w:eastAsia="Times New Roman" w:hAnsi="Times New Roman" w:cs="Times New Roman"/>
+          <w:kern w:val="0"/>
+          <w14:ligatures w14:val="none"/>
+        </w:rPr>
+        <w:br/>
+        <w:t>Using the default classification rule, the LDA model predicted almost all observations as non-responders, resulting in an accuracy of approximately 94.9%. When the classification threshold was lowered to 0.05, the model identified 775 true positives and showed improved sensitivity. Overall accuracy decreased to roughly 60.2%. The model achieved an AUC of approximately 0.596. Warnings related to multicollinearity among predictors were observed during model fitting.</w:t>
+      </w:r>
     </w:p>
     <w:p>
       <w:pPr>
-        <w:rPr>
-          <w:lang w:val="vi-VN"/>
+        <w:spacing w:before="100" w:beforeAutospacing="1" w:after="100" w:afterAutospacing="1" w:line="240" w:lineRule="auto"/>
+        <w:rPr>
+          <w:rFonts w:ascii="Times New Roman" w:eastAsia="Times New Roman" w:hAnsi="Times New Roman" w:cs="Times New Roman"/>
+          <w:kern w:val="0"/>
+          <w14:ligatures w14:val="none"/>
         </w:rPr>
       </w:pPr>
       <w:r>
-        <w:t xml:space="preserve">“LDA was fit to classify donor response. The model produced an AUC of ~0.596, indicating only weak ability to distinguish responders from non-responders. Using the default classification rule, LDA predicted almost all observations as non-responders, yielding high accuracy (~0.949) due to class imbalance rather than strong predictive power. This result suggests that, for this dataset, LDA provides limited improvement over logistic regression </w:t>
-      </w:r>
-      <w:r>
+        <w:rPr>
+          <w:noProof/>
+        </w:rPr>
         <w:lastRenderedPageBreak/>
-        <w:t>and is sensitive to predictor structure (e.g., collinearity among donation variables and dummy-coded categorical variables).”</w:t>
-      </w:r>
-    </w:p>
-    <w:p>
-      <w:pPr>
-        <w:rPr>
-          <w:lang w:val="vi-VN"/>
-        </w:rPr>
-      </w:pPr>
-    </w:p>
-    <w:p>
-      <w:r>
-        <w:rPr>
-          <w:noProof/>
-        </w:rPr>
         <w:drawing>
-          <wp:inline distT="0" distB="0" distL="0" distR="0" wp14:anchorId="293C5804" wp14:editId="1E937168">
-            <wp:extent cx="5943600" cy="4530090"/>
-            <wp:effectExtent l="0" t="0" r="0" b="3810"/>
+          <wp:inline distT="0" distB="0" distL="0" distR="0" wp14:anchorId="0AD17A76" wp14:editId="47198E1F">
+            <wp:extent cx="4165600" cy="3174935"/>
+            <wp:effectExtent l="0" t="0" r="0" b="635"/>
             <wp:docPr id="292122102" name="Picture 1"/>
             <wp:cNvGraphicFramePr>
               <a:graphicFrameLocks xmlns:a="http://schemas.openxmlformats.org/drawingml/2006/main" noChangeAspect="1"/>
@@ -263,7 +216,7 @@
                   <pic:spPr>
                     <a:xfrm>
                       <a:off x="0" y="0"/>
-                      <a:ext cx="5943600" cy="4530090"/>
+                      <a:ext cx="4204889" cy="3204880"/>
                     </a:xfrm>
                     <a:prstGeom prst="rect">
                       <a:avLst/>
@@ -278,16 +231,21 @@
     </w:p>
     <w:p>
       <w:pPr>
-        <w:pStyle w:val="NormalWeb"/>
+        <w:spacing w:before="100" w:beforeAutospacing="1" w:after="100" w:afterAutospacing="1" w:line="240" w:lineRule="auto"/>
+        <w:rPr>
+          <w:rFonts w:ascii="Times New Roman" w:eastAsia="Times New Roman" w:hAnsi="Times New Roman" w:cs="Times New Roman"/>
+          <w:kern w:val="0"/>
+          <w14:ligatures w14:val="none"/>
+        </w:rPr>
       </w:pPr>
       <w:r>
         <w:rPr>
           <w:noProof/>
         </w:rPr>
         <w:drawing>
-          <wp:inline distT="0" distB="0" distL="0" distR="0" wp14:anchorId="3736AC0B" wp14:editId="229392AE">
-            <wp:extent cx="5943600" cy="1536065"/>
-            <wp:effectExtent l="0" t="0" r="0" b="635"/>
+          <wp:inline distT="0" distB="0" distL="0" distR="0" wp14:anchorId="580681FD" wp14:editId="05EBEE17">
+            <wp:extent cx="4165600" cy="1076558"/>
+            <wp:effectExtent l="0" t="0" r="0" b="3175"/>
             <wp:docPr id="106007737" name="Picture 2"/>
             <wp:cNvGraphicFramePr>
               <a:graphicFrameLocks xmlns:a="http://schemas.openxmlformats.org/drawingml/2006/main" noChangeAspect="1"/>
@@ -300,7 +258,7 @@
                     <pic:cNvPicPr/>
                   </pic:nvPicPr>
                   <pic:blipFill>
-                    <a:blip r:embed="rId7">
+                    <a:blip r:embed="rId7" cstate="print">
                       <a:extLst>
                         <a:ext uri="{28A0092B-C50C-407E-A947-70E740481C1C}">
                           <a14:useLocalDpi xmlns:a14="http://schemas.microsoft.com/office/drawing/2010/main" val="0"/>
@@ -314,7 +272,7 @@
                   <pic:spPr>
                     <a:xfrm>
                       <a:off x="0" y="0"/>
-                      <a:ext cx="5943600" cy="1536065"/>
+                      <a:ext cx="4242102" cy="1096329"/>
                     </a:xfrm>
                     <a:prstGeom prst="rect">
                       <a:avLst/>
@@ -329,110 +287,48 @@
     </w:p>
     <w:p>
       <w:pPr>
-        <w:pStyle w:val="NormalWeb"/>
+        <w:spacing w:before="100" w:beforeAutospacing="1" w:after="100" w:afterAutospacing="1" w:line="240" w:lineRule="auto"/>
+        <w:rPr>
+          <w:rFonts w:ascii="Times New Roman" w:eastAsia="Times New Roman" w:hAnsi="Times New Roman" w:cs="Times New Roman"/>
+          <w:kern w:val="0"/>
+          <w14:ligatures w14:val="none"/>
+        </w:rPr>
       </w:pPr>
       <w:r>
-        <w:t xml:space="preserve">A Linear Discriminant Analysis (LDA) model was developed to predict whether prospective donors would respond to the fundraising campaign. Initially, when using the default classification rule, the model predicted nearly all donors as non-responders. Although this produced a high accuracy of approximately </w:t>
-      </w:r>
-      <w:r>
-        <w:rPr>
-          <w:rStyle w:val="Strong"/>
-          <w:rFonts w:eastAsiaTheme="majorEastAsia"/>
-        </w:rPr>
-        <w:t>94.9%</w:t>
-      </w:r>
-      <w:r>
-        <w:t xml:space="preserve">, the result was misleading due to the severe class imbalance in the dataset, where </w:t>
-      </w:r>
-      <w:proofErr w:type="gramStart"/>
-      <w:r>
-        <w:t>the majority of</w:t>
-      </w:r>
-      <w:proofErr w:type="gramEnd"/>
-      <w:r>
-        <w:t xml:space="preserve"> donors did not respond.</w:t>
+        <w:rPr>
+          <w:rFonts w:ascii="Times New Roman" w:eastAsia="Times New Roman" w:hAnsi="Times New Roman" w:cs="Times New Roman"/>
+          <w:b/>
+          <w:bCs/>
+          <w:kern w:val="0"/>
+          <w14:ligatures w14:val="none"/>
+        </w:rPr>
+        <w:t>Quadratic Discriminant Analysis (QDA)</w:t>
+      </w:r>
+      <w:r>
+        <w:rPr>
+          <w:rFonts w:ascii="Times New Roman" w:eastAsia="Times New Roman" w:hAnsi="Times New Roman" w:cs="Times New Roman"/>
+          <w:kern w:val="0"/>
+          <w14:ligatures w14:val="none"/>
+        </w:rPr>
+        <w:br/>
+        <w:t>The QDA model achieved an overall accuracy of approximately 88.0%. Despite this, the model demonstrated weak classification performance, with an AUC of 0.549. Sensitivity was very low, as the model correctly identified fewer than 10% of responding donors. The model required additional preprocessing to address multicollinearity and rank-deficiency issues before estimation.</w:t>
       </w:r>
     </w:p>
     <w:p>
       <w:pPr>
-        <w:pStyle w:val="NormalWeb"/>
+        <w:spacing w:before="100" w:beforeAutospacing="1" w:after="100" w:afterAutospacing="1" w:line="240" w:lineRule="auto"/>
+        <w:rPr>
+          <w:rFonts w:ascii="Times New Roman" w:eastAsia="Times New Roman" w:hAnsi="Times New Roman" w:cs="Times New Roman"/>
+          <w:kern w:val="0"/>
+          <w14:ligatures w14:val="none"/>
+        </w:rPr>
       </w:pPr>
       <w:r>
-        <w:lastRenderedPageBreak/>
-        <w:t xml:space="preserve">To address this issue, the classification threshold was lowered to </w:t>
-      </w:r>
-      <w:r>
-        <w:rPr>
-          <w:rStyle w:val="Strong"/>
-          <w:rFonts w:eastAsiaTheme="majorEastAsia"/>
-        </w:rPr>
-        <w:t>0.05</w:t>
-      </w:r>
-      <w:r>
-        <w:t>, allowing the model to identify donors with even a small probability of responding. After adjusting the threshold, the model successfully detected a substantially larger number of responders (</w:t>
-      </w:r>
-      <w:r>
-        <w:rPr>
-          <w:rStyle w:val="Strong"/>
-          <w:rFonts w:eastAsiaTheme="majorEastAsia"/>
-        </w:rPr>
-        <w:t>775 true positives</w:t>
-      </w:r>
-      <w:r>
-        <w:t>), demonstrating improved sensitivity. However, this came at the cost of reduced overall accuracy (</w:t>
-      </w:r>
-      <w:r>
-        <w:rPr>
-          <w:rStyle w:val="Strong"/>
-          <w:rFonts w:eastAsiaTheme="majorEastAsia"/>
-        </w:rPr>
-        <w:t>≈60.2%</w:t>
-      </w:r>
-      <w:r>
-        <w:t>), which is expected when working with imbalanced datasets because the model begins to classify more observations as potential responders.</w:t>
-      </w:r>
-    </w:p>
-    <w:p>
-      <w:pPr>
-        <w:pStyle w:val="NormalWeb"/>
-      </w:pPr>
-      <w:r>
-        <w:t xml:space="preserve">Despite this adjustment, the model achieved an </w:t>
-      </w:r>
-      <w:r>
-        <w:rPr>
-          <w:rStyle w:val="Strong"/>
-          <w:rFonts w:eastAsiaTheme="majorEastAsia"/>
-        </w:rPr>
-        <w:t>AUC of approximately 0.596</w:t>
-      </w:r>
-      <w:r>
-        <w:t>, indicating only weak discriminative ability and suggesting that LDA struggles to effectively separate responders from non-responders. Additionally, warnings related to collinearity among predictors imply that some variables contain redundant information, which may further limit the model’s performance.</w:t>
-      </w:r>
-    </w:p>
-    <w:p>
-      <w:pPr>
-        <w:pStyle w:val="NormalWeb"/>
-      </w:pPr>
-      <w:r>
-        <w:t>Overall, while lowering the threshold improved the model’s practical usefulness by capturing more likely responders, LDA demonstrated limited predictive strength for this dataset. These results suggest that the assumptions underlying LDA—particularly linear separability and shared covariance structure—may not hold well for donor behavior data.</w:t>
-      </w:r>
-    </w:p>
-    <w:p>
-      <w:pPr>
-        <w:pStyle w:val="NormalWeb"/>
-      </w:pPr>
-      <w:r>
-        <w:t>Consequently, LDA serves primarily as a baseline comparison model rather than the optimal predictive approach for this problem.</w:t>
-      </w:r>
-    </w:p>
-    <w:p>
-      <w:r>
         <w:rPr>
           <w:noProof/>
         </w:rPr>
         <w:drawing>
-          <wp:inline distT="0" distB="0" distL="0" distR="0" wp14:anchorId="13254F6A" wp14:editId="727159EF">
+          <wp:inline distT="0" distB="0" distL="0" distR="0" wp14:anchorId="1E845135" wp14:editId="4B695179">
             <wp:extent cx="5943600" cy="2186305"/>
             <wp:effectExtent l="0" t="0" r="0" b="0"/>
             <wp:docPr id="84880784" name="Picture 3"/>
@@ -476,80 +372,279 @@
     </w:p>
     <w:p>
       <w:pPr>
-        <w:pStyle w:val="NormalWeb"/>
+        <w:spacing w:before="100" w:beforeAutospacing="1" w:after="100" w:afterAutospacing="1" w:line="240" w:lineRule="auto"/>
+        <w:rPr>
+          <w:rFonts w:ascii="Times New Roman" w:eastAsia="Times New Roman" w:hAnsi="Times New Roman" w:cs="Times New Roman"/>
+          <w:kern w:val="0"/>
+          <w14:ligatures w14:val="none"/>
+        </w:rPr>
       </w:pPr>
       <w:r>
-        <w:t>Quadratic Discriminant Analysis (QDA) was implemented to predict donor response while allowing for nonlinear decision boundaries between classes. After addressing multicollinearity and rank deficiency issues, the model was successfully estimated.</w:t>
+        <w:rPr>
+          <w:rFonts w:ascii="Times New Roman" w:eastAsia="Times New Roman" w:hAnsi="Times New Roman" w:cs="Times New Roman"/>
+          <w:b/>
+          <w:bCs/>
+          <w:kern w:val="0"/>
+          <w14:ligatures w14:val="none"/>
+        </w:rPr>
+        <w:lastRenderedPageBreak/>
+        <w:t>K-Nearest Neighbors (KNN)</w:t>
+      </w:r>
+      <w:r>
+        <w:rPr>
+          <w:rFonts w:ascii="Times New Roman" w:eastAsia="Times New Roman" w:hAnsi="Times New Roman" w:cs="Times New Roman"/>
+          <w:kern w:val="0"/>
+          <w14:ligatures w14:val="none"/>
+        </w:rPr>
+        <w:br/>
+        <w:t>The KNN model reported an accuracy of approximately 94.9%. However, the model classified all observations as non-responders, resulting in zero true positives for donor response.</w:t>
       </w:r>
     </w:p>
     <w:p>
       <w:pPr>
-        <w:pStyle w:val="NormalWeb"/>
+        <w:spacing w:before="100" w:beforeAutospacing="1" w:after="100" w:afterAutospacing="1" w:line="240" w:lineRule="auto"/>
+        <w:rPr>
+          <w:rFonts w:ascii="Times New Roman" w:eastAsia="Times New Roman" w:hAnsi="Times New Roman" w:cs="Times New Roman"/>
+          <w:kern w:val="0"/>
+          <w14:ligatures w14:val="none"/>
+        </w:rPr>
       </w:pPr>
       <w:r>
-        <w:t xml:space="preserve">The QDA model achieved an overall accuracy of approximately </w:t>
-      </w:r>
-      <w:r>
-        <w:rPr>
-          <w:rStyle w:val="Strong"/>
-          <w:rFonts w:eastAsiaTheme="majorEastAsia"/>
-        </w:rPr>
-        <w:t>88.0%</w:t>
-      </w:r>
-      <w:r>
-        <w:t xml:space="preserve">; however, this metric was inflated due to the significant class imbalance present in the dataset. More importantly, the model produced an </w:t>
-      </w:r>
-      <w:r>
-        <w:rPr>
-          <w:rStyle w:val="Strong"/>
-          <w:rFonts w:eastAsiaTheme="majorEastAsia"/>
-        </w:rPr>
-        <w:t>AUC of 0.549</w:t>
-      </w:r>
-      <w:r>
-        <w:t>, indicating weak discriminative ability and only marginal improvement over random guessing.</w:t>
+        <w:rPr>
+          <w:noProof/>
+        </w:rPr>
+        <w:drawing>
+          <wp:inline distT="0" distB="0" distL="0" distR="0" wp14:anchorId="56B5AA81" wp14:editId="6A381E36">
+            <wp:extent cx="4316749" cy="4804228"/>
+            <wp:effectExtent l="0" t="0" r="1270" b="0"/>
+            <wp:docPr id="568473637" name="Picture 1"/>
+            <wp:cNvGraphicFramePr>
+              <a:graphicFrameLocks xmlns:a="http://schemas.openxmlformats.org/drawingml/2006/main" noChangeAspect="1"/>
+            </wp:cNvGraphicFramePr>
+            <a:graphic xmlns:a="http://schemas.openxmlformats.org/drawingml/2006/main">
+              <a:graphicData uri="http://schemas.openxmlformats.org/drawingml/2006/picture">
+                <pic:pic xmlns:pic="http://schemas.openxmlformats.org/drawingml/2006/picture">
+                  <pic:nvPicPr>
+                    <pic:cNvPr id="568473637" name="Picture 568473637"/>
+                    <pic:cNvPicPr/>
+                  </pic:nvPicPr>
+                  <pic:blipFill>
+                    <a:blip r:embed="rId9" cstate="print">
+                      <a:extLst>
+                        <a:ext uri="{28A0092B-C50C-407E-A947-70E740481C1C}">
+                          <a14:useLocalDpi xmlns:a14="http://schemas.microsoft.com/office/drawing/2010/main" val="0"/>
+                        </a:ext>
+                      </a:extLst>
+                    </a:blip>
+                    <a:stretch>
+                      <a:fillRect/>
+                    </a:stretch>
+                  </pic:blipFill>
+                  <pic:spPr>
+                    <a:xfrm>
+                      <a:off x="0" y="0"/>
+                      <a:ext cx="4351269" cy="4842647"/>
+                    </a:xfrm>
+                    <a:prstGeom prst="rect">
+                      <a:avLst/>
+                    </a:prstGeom>
+                  </pic:spPr>
+                </pic:pic>
+              </a:graphicData>
+            </a:graphic>
+          </wp:inline>
+        </w:drawing>
       </w:r>
     </w:p>
     <w:p>
       <w:pPr>
-        <w:pStyle w:val="NormalWeb"/>
+        <w:spacing w:before="100" w:beforeAutospacing="1" w:after="100" w:afterAutospacing="1" w:line="240" w:lineRule="auto"/>
+        <w:rPr>
+          <w:rFonts w:ascii="Times New Roman" w:eastAsia="Times New Roman" w:hAnsi="Times New Roman" w:cs="Times New Roman"/>
+          <w:kern w:val="0"/>
+          <w14:ligatures w14:val="none"/>
+        </w:rPr>
       </w:pPr>
       <w:r>
-        <w:t xml:space="preserve">Additionally, the model demonstrated very low sensitivity, correctly identifying fewer than </w:t>
-      </w:r>
-      <w:r>
-        <w:rPr>
-          <w:rStyle w:val="Strong"/>
-          <w:rFonts w:eastAsiaTheme="majorEastAsia"/>
-        </w:rPr>
-        <w:t>10% of responding donors</w:t>
-      </w:r>
-      <w:r>
-        <w:t>. This suggests that QDA struggled to capture meaningful patterns associated with donor behavior.</w:t>
+        <w:rPr>
+          <w:noProof/>
+        </w:rPr>
+        <w:drawing>
+          <wp:inline distT="0" distB="0" distL="0" distR="0" wp14:anchorId="1DA189AD" wp14:editId="77434196">
+            <wp:extent cx="4316730" cy="1111005"/>
+            <wp:effectExtent l="0" t="0" r="1270" b="0"/>
+            <wp:docPr id="1443245791" name="Picture 2"/>
+            <wp:cNvGraphicFramePr>
+              <a:graphicFrameLocks xmlns:a="http://schemas.openxmlformats.org/drawingml/2006/main" noChangeAspect="1"/>
+            </wp:cNvGraphicFramePr>
+            <a:graphic xmlns:a="http://schemas.openxmlformats.org/drawingml/2006/main">
+              <a:graphicData uri="http://schemas.openxmlformats.org/drawingml/2006/picture">
+                <pic:pic xmlns:pic="http://schemas.openxmlformats.org/drawingml/2006/picture">
+                  <pic:nvPicPr>
+                    <pic:cNvPr id="1443245791" name="Picture 1443245791"/>
+                    <pic:cNvPicPr/>
+                  </pic:nvPicPr>
+                  <pic:blipFill>
+                    <a:blip r:embed="rId10" cstate="print">
+                      <a:extLst>
+                        <a:ext uri="{28A0092B-C50C-407E-A947-70E740481C1C}">
+                          <a14:useLocalDpi xmlns:a14="http://schemas.microsoft.com/office/drawing/2010/main" val="0"/>
+                        </a:ext>
+                      </a:extLst>
+                    </a:blip>
+                    <a:stretch>
+                      <a:fillRect/>
+                    </a:stretch>
+                  </pic:blipFill>
+                  <pic:spPr>
+                    <a:xfrm>
+                      <a:off x="0" y="0"/>
+                      <a:ext cx="4390470" cy="1129984"/>
+                    </a:xfrm>
+                    <a:prstGeom prst="rect">
+                      <a:avLst/>
+                    </a:prstGeom>
+                  </pic:spPr>
+                </pic:pic>
+              </a:graphicData>
+            </a:graphic>
+          </wp:inline>
+        </w:drawing>
       </w:r>
     </w:p>
     <w:p>
       <w:pPr>
-        <w:pStyle w:val="NormalWeb"/>
+        <w:spacing w:after="0" w:line="240" w:lineRule="auto"/>
+        <w:rPr>
+          <w:rFonts w:ascii="Times New Roman" w:eastAsia="Times New Roman" w:hAnsi="Times New Roman" w:cs="Times New Roman"/>
+          <w:kern w:val="0"/>
+          <w14:ligatures w14:val="none"/>
+        </w:rPr>
       </w:pPr>
-      <w:r>
-        <w:lastRenderedPageBreak/>
-        <w:t>Compared to Logistic Regression and LDA, QDA delivered inferior predictive performance, likely due to its sensitivity to multicollinearity and the high dimensionality created by dummy-coded categorical variables.</w:t>
-      </w:r>
     </w:p>
     <w:p>
       <w:pPr>
-        <w:pStyle w:val="NormalWeb"/>
+        <w:spacing w:before="100" w:beforeAutospacing="1" w:after="100" w:afterAutospacing="1" w:line="240" w:lineRule="auto"/>
+        <w:outlineLvl w:val="1"/>
+        <w:rPr>
+          <w:rFonts w:ascii="Times New Roman" w:eastAsia="Times New Roman" w:hAnsi="Times New Roman" w:cs="Times New Roman"/>
+          <w:kern w:val="0"/>
+          <w:sz w:val="32"/>
+          <w:szCs w:val="32"/>
+          <w14:ligatures w14:val="none"/>
+        </w:rPr>
       </w:pPr>
       <w:r>
-        <w:t>Overall, the results indicate that QDA is not well suited for this donor prediction task and should not be recommended as the primary modeling approach.</w:t>
+        <w:rPr>
+          <w:rFonts w:ascii="Times New Roman" w:eastAsia="Times New Roman" w:hAnsi="Times New Roman" w:cs="Times New Roman"/>
+          <w:kern w:val="0"/>
+          <w:sz w:val="32"/>
+          <w:szCs w:val="32"/>
+          <w14:ligatures w14:val="none"/>
+        </w:rPr>
+        <w:t>Interpretation</w:t>
       </w:r>
     </w:p>
     <w:p>
-      <w:r>
-        <w:t>The findings reinforce that more flexible models do not necessarily yield better predictive performance, particularly when model assumptions are violated.</w:t>
+      <w:pPr>
+        <w:spacing w:before="100" w:beforeAutospacing="1" w:after="100" w:afterAutospacing="1" w:line="240" w:lineRule="auto"/>
+        <w:rPr>
+          <w:rFonts w:ascii="Times New Roman" w:eastAsia="Times New Roman" w:hAnsi="Times New Roman" w:cs="Times New Roman"/>
+          <w:kern w:val="0"/>
+          <w14:ligatures w14:val="none"/>
+        </w:rPr>
+      </w:pPr>
+      <w:r>
+        <w:rPr>
+          <w:rFonts w:ascii="Times New Roman" w:eastAsia="Times New Roman" w:hAnsi="Times New Roman" w:cs="Times New Roman"/>
+          <w:kern w:val="0"/>
+          <w14:ligatures w14:val="none"/>
+        </w:rPr>
+        <w:t xml:space="preserve">The results across all models highlight the challenges of predicting donor response in the presence of severe class imbalance. High accuracy values were largely driven by the dominance </w:t>
+      </w:r>
+      <w:r>
+        <w:rPr>
+          <w:rFonts w:ascii="Times New Roman" w:eastAsia="Times New Roman" w:hAnsi="Times New Roman" w:cs="Times New Roman"/>
+          <w:kern w:val="0"/>
+          <w14:ligatures w14:val="none"/>
+        </w:rPr>
+        <w:lastRenderedPageBreak/>
+        <w:t>of non-responders in the dataset rather than meaningful predictive performance. As a result, accuracy alone proved to be an unreliable evaluation metric for this task.</w:t>
       </w:r>
     </w:p>
+    <w:p>
+      <w:pPr>
+        <w:spacing w:before="100" w:beforeAutospacing="1" w:after="100" w:afterAutospacing="1" w:line="240" w:lineRule="auto"/>
+        <w:rPr>
+          <w:rFonts w:ascii="Times New Roman" w:eastAsia="Times New Roman" w:hAnsi="Times New Roman" w:cs="Times New Roman"/>
+          <w:kern w:val="0"/>
+          <w14:ligatures w14:val="none"/>
+        </w:rPr>
+      </w:pPr>
+      <w:r>
+        <w:rPr>
+          <w:rFonts w:ascii="Times New Roman" w:eastAsia="Times New Roman" w:hAnsi="Times New Roman" w:cs="Times New Roman"/>
+          <w:kern w:val="0"/>
+          <w14:ligatures w14:val="none"/>
+        </w:rPr>
+        <w:t>Lowering the classification threshold for both logistic regression and LDA significantly improved sensitivity, allowing these models to identify more potential responders. Although this change reduced overall accuracy, it increased the practical usefulness of the models for fundraising applications, where identifying likely responders is more important than minimizing false positives.</w:t>
+      </w:r>
+    </w:p>
+    <w:p>
+      <w:pPr>
+        <w:spacing w:before="100" w:beforeAutospacing="1" w:after="100" w:afterAutospacing="1" w:line="240" w:lineRule="auto"/>
+        <w:rPr>
+          <w:rFonts w:ascii="Times New Roman" w:eastAsia="Times New Roman" w:hAnsi="Times New Roman" w:cs="Times New Roman"/>
+          <w:kern w:val="0"/>
+          <w14:ligatures w14:val="none"/>
+        </w:rPr>
+      </w:pPr>
+      <w:r>
+        <w:rPr>
+          <w:rFonts w:ascii="Times New Roman" w:eastAsia="Times New Roman" w:hAnsi="Times New Roman" w:cs="Times New Roman"/>
+          <w:kern w:val="0"/>
+          <w14:ligatures w14:val="none"/>
+        </w:rPr>
+        <w:t>Among the models tested, logistic regression performed slightly better than LDA and QDA based on AUC, though its discriminative ability remained modest. The relatively low AUC values suggest that the available demographic and behavioral predictors do not strongly explain donor response behavior. LDA and QDA appeared particularly sensitive to multicollinearity and violated modeling assumptions, limiting their effectiveness.</w:t>
+      </w:r>
+    </w:p>
+    <w:p>
+      <w:pPr>
+        <w:spacing w:before="100" w:beforeAutospacing="1" w:after="100" w:afterAutospacing="1" w:line="240" w:lineRule="auto"/>
+        <w:rPr>
+          <w:rFonts w:ascii="Times New Roman" w:eastAsia="Times New Roman" w:hAnsi="Times New Roman" w:cs="Times New Roman"/>
+          <w:kern w:val="0"/>
+          <w14:ligatures w14:val="none"/>
+        </w:rPr>
+      </w:pPr>
+      <w:r>
+        <w:rPr>
+          <w:rFonts w:ascii="Times New Roman" w:eastAsia="Times New Roman" w:hAnsi="Times New Roman" w:cs="Times New Roman"/>
+          <w:kern w:val="0"/>
+          <w14:ligatures w14:val="none"/>
+        </w:rPr>
+        <w:t>The KNN model, despite high reported accuracy, failed entirely to detect responding donors and therefore offers no practical value in this context without additional techniques such as resampling or class balancing.</w:t>
+      </w:r>
+    </w:p>
+    <w:p>
+      <w:pPr>
+        <w:spacing w:before="100" w:beforeAutospacing="1" w:after="100" w:afterAutospacing="1" w:line="240" w:lineRule="auto"/>
+        <w:rPr>
+          <w:rFonts w:ascii="Times New Roman" w:eastAsia="Times New Roman" w:hAnsi="Times New Roman" w:cs="Times New Roman"/>
+          <w:kern w:val="0"/>
+          <w14:ligatures w14:val="none"/>
+        </w:rPr>
+      </w:pPr>
+      <w:r>
+        <w:rPr>
+          <w:rFonts w:ascii="Times New Roman" w:eastAsia="Times New Roman" w:hAnsi="Times New Roman" w:cs="Times New Roman"/>
+          <w:kern w:val="0"/>
+          <w14:ligatures w14:val="none"/>
+        </w:rPr>
+        <w:t>Overall, logistic regression serves as the most reasonable baseline model for this problem, while the findings underscore the importance of using evaluation metrics such as AUC and sensitivity rather than accuracy when working with rare-event prediction problems like donor response modeling.</w:t>
+      </w:r>
+    </w:p>
+    <w:p/>
     <w:sectPr>
       <w:pgSz w:w="12240" w:h="15840"/>
       <w:pgMar w:top="1440" w:right="1440" w:bottom="1440" w:left="1440" w:header="720" w:footer="720" w:gutter="0"/>
@@ -988,7 +1083,6 @@
     <w:next w:val="Normal"/>
     <w:link w:val="Heading2Char"/>
     <w:uiPriority w:val="9"/>
-    <w:semiHidden/>
     <w:unhideWhenUsed/>
     <w:qFormat/>
     <w:rsid w:val="00072DD1"/>
@@ -1205,7 +1299,6 @@
     <w:basedOn w:val="DefaultParagraphFont"/>
     <w:link w:val="Heading2"/>
     <w:uiPriority w:val="9"/>
-    <w:semiHidden/>
     <w:rsid w:val="00072DD1"/>
     <w:rPr>
       <w:rFonts w:asciiTheme="majorHAnsi" w:eastAsiaTheme="majorEastAsia" w:hAnsiTheme="majorHAnsi" w:cstheme="majorBidi"/>
